--- a/apps/desktop/resources/export-templates/Dashboard.docx
+++ b/apps/desktop/resources/export-templates/Dashboard.docx
@@ -301,6 +301,42 @@
         <w:t xml:space="preserve">Document généré par Polenta à partir du gabarit {{export.templateName}}.</w:t>
       </w:r>
     </w:p>
+    <w:p>
+      <w:r>
+        <w:br w:type="page"/>
+      </w:r>
+    </w:p>
+    <w:p>
+      <w:pPr>
+        <w:pStyle w:val="Title"/>
+      </w:pPr>
+      <w:r>
+        <w:rPr>
+          <w:sz w:val="40"/>
+          <w:szCs w:val="40"/>
+        </w:rPr>
+        <w:t xml:space="preserve">Sommaire</w:t>
+      </w:r>
+    </w:p>
+    <w:sdt>
+      <w:sdtPr>
+        <w:alias w:val="Sommaire"/>
+      </w:sdtPr>
+      <w:sdtContent>
+        <w:p>
+          <w:r>
+            <w:fldChar w:fldCharType="begin" w:dirty="true"/>
+            <w:instrText xml:space="preserve">TOC \h \o "1-4" \u</w:instrText>
+            <w:fldChar w:fldCharType="separate"/>
+          </w:r>
+        </w:p>
+        <w:p>
+          <w:r>
+            <w:fldChar w:fldCharType="end"/>
+          </w:r>
+        </w:p>
+      </w:sdtContent>
+    </w:sdt>
     <w:p>
       <w:r>
         <w:br w:type="page"/>
@@ -827,7 +863,7 @@
     </w:rPr>
   </w:style>
   <w:style w:type="paragraph" w:styleId="PolentaItemTitle">
-    <w:name w:val="Polenta — titre d’élément"/>
+    <w:name w:val="Polenta — Titre d’élément"/>
     <w:basedOn w:val="Normal"/>
     <w:next w:val="Normal"/>
     <w:pPr>
@@ -836,6 +872,7 @@
         <w:bottom w:val="single" w:color="D9E2F3" w:sz="4" w:space="2"/>
       </w:pBdr>
       <w:spacing w:after="40" w:before="240"/>
+      <w:outlineLvl w:val="3"/>
     </w:pPr>
     <w:rPr>
       <w:b/>
